--- a/testakten/longcovid-erwerbsminderung-feldermann-leipzig/20_strategie_priorisierung_verfahren.docx
+++ b/testakten/longcovid-erwerbsminderung-feldermann-leipzig/20_strategie_priorisierung_verfahren.docx
@@ -290,7 +290,7 @@
                 <w:rFonts w:ascii="Times New Roman" w:hAnsi="Times New Roman"/>
                 <w:sz w:val="20"/>
               </w:rPr>
-              <w:t>Widerspruch UKBW BK 3101</w:t>
+              <w:t>Widerspruch BGW BK 3101</w:t>
             </w:r>
           </w:p>
         </w:tc>
@@ -537,7 +537,7 @@
         <w:pStyle w:val="ListBullet"/>
       </w:pPr>
       <w:r>
-        <w:t>Falls das SG ablehnt: Sofortbeschwerde bei LSG Sachsen (§ 173 SGG), Frist 1 Monat.</w:t>
+        <w:t>Falls das SG ablehnt: Sofortbeschwerde bei LSG Sachsen (Paragraf 173 SGG), Frist 1 Monat.</w:t>
       </w:r>
     </w:p>
     <w:p>
@@ -647,7 +647,7 @@
         <w:pStyle w:val="ListBullet"/>
       </w:pPr>
       <w:r>
-        <w:t>Dritter Angriffspunkt: Verstoß gegen Amtsermittlungsgrundsatz (§ 20 SGB X)</w:t>
+        <w:t>Dritter Angriffspunkt: Verstoß gegen Amtsermittlungsgrundsatz (Paragraf 20 SGB X)</w:t>
       </w:r>
     </w:p>
     <w:p>
@@ -717,7 +717,7 @@
         <w:pStyle w:val="ListBullet"/>
       </w:pPr>
       <w:r>
-        <w:t>[ ] Privatgutachten anfordern (Charité: Kosten klären, PKH prüfen)</w:t>
+        <w:t>[ ] Privatgutachten anfordern (Universitätsmedizin Berlin-Nord: Kosten klären, PKH prüfen)</w:t>
       </w:r>
     </w:p>
     <w:p>
@@ -745,7 +745,7 @@
         <w:rPr>
           <w:rFonts w:ascii="Times New Roman" w:hAnsi="Times New Roman"/>
         </w:rPr>
-        <w:t>IV. Verfahren 3: Widerspruch BK 3101 (BGW/UKBW)</w:t>
+        <w:t>IV. Verfahren 3: Widerspruch BK 3101 (BGW/BGW)</w:t>
       </w:r>
     </w:p>
     <w:p>
@@ -778,7 +778,7 @@
         <w:pStyle w:val="ListBullet"/>
       </w:pPr>
       <w:r>
-        <w:t>Zentrales Argument: Zeugenaussage Stationsleitung Wenzel (D13 in UKBW-Akte) wurde vom BGW ignoriert</w:t>
+        <w:t>Zentrales Argument: Zeugenaussage Stationsleitung Wenzel (D13 in BGW-Akte) wurde vom BGW ignoriert</w:t>
       </w:r>
     </w:p>
     <w:p>
@@ -794,7 +794,7 @@
         <w:pStyle w:val="ListBullet"/>
       </w:pPr>
       <w:r>
-        <w:t>Stationsprotokolle UKL anfordern über BGW (§ 193 SGB VII)</w:t>
+        <w:t>Stationsprotokolle UKL anfordern über BGW (Paragraf 193 SGB VII)</w:t>
       </w:r>
     </w:p>
     <w:p>
@@ -802,7 +802,7 @@
         <w:pStyle w:val="ListBullet"/>
       </w:pPr>
       <w:r>
-        <w:t>Wichtig: BK-Anerkennung eröffnet Anspruch auf Verletztenrente (§ 56 SGB VII), Heilbehandlung über UKBW und ggf. Rente wegen Erwerbsminderung durch UKBW — das ist ergänzend zur DRV-Rente.</w:t>
+        <w:t>Wichtig: BK-Anerkennung eröffnet Anspruch auf Verletztenrente (Paragraf 56 SGB VII), Heilbehandlung über BGW und ggf. Rente wegen Erwerbsminderung durch BGW — das ist ergänzend zur DRV-Rente.</w:t>
       </w:r>
     </w:p>
     <w:p>
@@ -845,7 +845,7 @@
         <w:pStyle w:val="ListBullet"/>
       </w:pPr>
       <w:r>
-        <w:t>[ ] Kontakt Prof. Scheibenbogen für kausal-ärztliche Stellungnahme</w:t>
+        <w:t>[ ] Kontakt Prof. Seifert für kausal-ärztliche Stellungnahme</w:t>
       </w:r>
     </w:p>
     <w:p/>
@@ -906,7 +906,7 @@
         <w:pStyle w:val="ListBullet"/>
       </w:pPr>
       <w:r>
-        <w:t>Steuerliche Vorteile (Pauschbetrag § 33b EStG: 1.140–7.400 EUR p.a.)</w:t>
+        <w:t>Steuerliche Vorteile (Pauschbetrag Paragraf 33b EStG: 1.140–7.400 EUR p.a.)</w:t>
       </w:r>
     </w:p>
     <w:p>
@@ -1069,7 +1069,7 @@
         <w:pStyle w:val="ListBullet"/>
       </w:pPr>
       <w:r>
-        <w:t>[ ] Ggf. Antrag Mehrbedarf § 21 Abs. 4 SGB II gesondert stellen</w:t>
+        <w:t>[ ] Ggf. Antrag Mehrbedarf Paragraf 21 Abs. 4 SGB II gesondert stellen</w:t>
       </w:r>
     </w:p>
     <w:p/>
